--- a/reports/training_materials_20260916/03_沙箱AgenticSFT数据与运行说明.docx
+++ b/reports/training_materials_20260916/03_沙箱AgenticSFT数据与运行说明.docx
@@ -323,275 +323,7 @@
     <w:p>
       <w:pPr/>
       <w:r>
-        <w:t>原始层使用 OpenAI messages，包含 assistant.reasoning_content、tool_calls 和 tool 消息。适配层由 prepare_trajectory_sft.py 转为 ms-swift 的 assistant、tool_call、tool_response 角色。</w:t>
-      </w:r>
-    </w:p>
-    <w:tbl>
-      <w:tblPr>
-        <w:tblW w:type="auto" w:w="0"/>
-        <w:tblLayout w:type="fixed"/>
-        <w:tblLook w:firstColumn="1" w:firstRow="1" w:lastColumn="0" w:lastRow="0" w:noHBand="0" w:noVBand="1" w:val="04A0"/>
-      </w:tblPr>
-      <w:tblGrid>
-        <w:gridCol w:w="3402"/>
-        <w:gridCol w:w="6236"/>
-      </w:tblGrid>
-      <w:tr>
-        <w:trPr>
-          <w:cantSplit/>
-          <w:tblHeader/>
-        </w:trPr>
-        <w:tc>
-          <w:tcPr>
-            <w:tcW w:type="dxa" w:w="3402"/>
-            <w:vAlign w:val="center"/>
-            <w:shd w:fill="E7E7E7"/>
-          </w:tcPr>
-          <w:p>
-            <w:pPr>
-              <w:keepNext/>
-              <w:spacing w:after="20" w:before="20"/>
-              <w:ind w:firstLine="0" w:firstLineChars="0"/>
-            </w:pPr>
-            <w:r>
-              <w:rPr>
-                <w:b/>
-              </w:rPr>
-              <w:t>字段或消息</w:t>
-            </w:r>
-          </w:p>
-        </w:tc>
-        <w:tc>
-          <w:tcPr>
-            <w:tcW w:type="dxa" w:w="6236"/>
-            <w:vAlign w:val="center"/>
-            <w:shd w:fill="E7E7E7"/>
-          </w:tcPr>
-          <w:p>
-            <w:pPr>
-              <w:keepNext/>
-              <w:spacing w:after="20" w:before="20"/>
-              <w:ind w:firstLine="0" w:firstLineChars="0"/>
-            </w:pPr>
-            <w:r>
-              <w:rPr>
-                <w:b/>
-              </w:rPr>
-              <w:t>作用</w:t>
-            </w:r>
-          </w:p>
-        </w:tc>
-      </w:tr>
-      <w:tr>
-        <w:trPr>
-          <w:cantSplit/>
-        </w:trPr>
-        <w:tc>
-          <w:tcPr>
-            <w:tcW w:type="dxa" w:w="3402"/>
-            <w:vAlign w:val="center"/>
-          </w:tcPr>
-          <w:p>
-            <w:pPr>
-              <w:spacing w:after="20" w:before="20"/>
-              <w:ind w:firstLine="0" w:firstLineChars="0"/>
-            </w:pPr>
-            <w:r>
-              <w:rPr>
-                <w:b w:val="0"/>
-              </w:rPr>
-              <w:t>messages</w:t>
-            </w:r>
-          </w:p>
-        </w:tc>
-        <w:tc>
-          <w:tcPr>
-            <w:tcW w:type="dxa" w:w="6236"/>
-            <w:vAlign w:val="center"/>
-          </w:tcPr>
-          <w:p>
-            <w:pPr>
-              <w:spacing w:after="20" w:before="20"/>
-              <w:ind w:firstLine="0" w:firstLineChars="0"/>
-            </w:pPr>
-            <w:r>
-              <w:rPr>
-                <w:b w:val="0"/>
-              </w:rPr>
-              <w:t>按真实顺序保存完整交互</w:t>
-            </w:r>
-          </w:p>
-        </w:tc>
-      </w:tr>
-      <w:tr>
-        <w:trPr>
-          <w:cantSplit/>
-        </w:trPr>
-        <w:tc>
-          <w:tcPr>
-            <w:tcW w:type="dxa" w:w="3402"/>
-            <w:vAlign w:val="center"/>
-          </w:tcPr>
-          <w:p>
-            <w:pPr>
-              <w:spacing w:after="20" w:before="20"/>
-              <w:ind w:firstLine="0" w:firstLineChars="0"/>
-            </w:pPr>
-            <w:r>
-              <w:rPr>
-                <w:b w:val="0"/>
-              </w:rPr>
-              <w:t>tools</w:t>
-            </w:r>
-          </w:p>
-        </w:tc>
-        <w:tc>
-          <w:tcPr>
-            <w:tcW w:type="dxa" w:w="6236"/>
-            <w:vAlign w:val="center"/>
-          </w:tcPr>
-          <w:p>
-            <w:pPr>
-              <w:spacing w:after="20" w:before="20"/>
-              <w:ind w:firstLine="0" w:firstLineChars="0"/>
-            </w:pPr>
-            <w:r>
-              <w:rPr>
-                <w:b w:val="0"/>
-              </w:rPr>
-              <w:t>bash、read、write、edit 的工具定义；实际保存为 JSON 字符串</w:t>
-            </w:r>
-          </w:p>
-        </w:tc>
-      </w:tr>
-      <w:tr>
-        <w:trPr>
-          <w:cantSplit/>
-        </w:trPr>
-        <w:tc>
-          <w:tcPr>
-            <w:tcW w:type="dxa" w:w="3402"/>
-            <w:vAlign w:val="center"/>
-          </w:tcPr>
-          <w:p>
-            <w:pPr>
-              <w:spacing w:after="20" w:before="20"/>
-              <w:ind w:firstLine="0" w:firstLineChars="0"/>
-            </w:pPr>
-            <w:r>
-              <w:rPr>
-                <w:b w:val="0"/>
-              </w:rPr>
-              <w:t>assistant</w:t>
-            </w:r>
-          </w:p>
-        </w:tc>
-        <w:tc>
-          <w:tcPr>
-            <w:tcW w:type="dxa" w:w="6236"/>
-            <w:vAlign w:val="center"/>
-          </w:tcPr>
-          <w:p>
-            <w:pPr>
-              <w:spacing w:after="20" w:before="20"/>
-              <w:ind w:firstLine="0" w:firstLineChars="0"/>
-            </w:pPr>
-            <w:r>
-              <w:rPr>
-                <w:b w:val="0"/>
-              </w:rPr>
-              <w:t>思考与回答；参与训练</w:t>
-            </w:r>
-          </w:p>
-        </w:tc>
-      </w:tr>
-      <w:tr>
-        <w:trPr>
-          <w:cantSplit/>
-        </w:trPr>
-        <w:tc>
-          <w:tcPr>
-            <w:tcW w:type="dxa" w:w="3402"/>
-            <w:vAlign w:val="center"/>
-          </w:tcPr>
-          <w:p>
-            <w:pPr>
-              <w:spacing w:after="20" w:before="20"/>
-              <w:ind w:firstLine="0" w:firstLineChars="0"/>
-            </w:pPr>
-            <w:r>
-              <w:rPr>
-                <w:b w:val="0"/>
-              </w:rPr>
-              <w:t>tool_call</w:t>
-            </w:r>
-          </w:p>
-        </w:tc>
-        <w:tc>
-          <w:tcPr>
-            <w:tcW w:type="dxa" w:w="6236"/>
-            <w:vAlign w:val="center"/>
-          </w:tcPr>
-          <w:p>
-            <w:pPr>
-              <w:spacing w:after="20" w:before="20"/>
-              <w:ind w:firstLine="0" w:firstLineChars="0"/>
-            </w:pPr>
-            <w:r>
-              <w:rPr>
-                <w:b w:val="0"/>
-              </w:rPr>
-              <w:t>工具名和参数；参与训练</w:t>
-            </w:r>
-          </w:p>
-        </w:tc>
-      </w:tr>
-      <w:tr>
-        <w:trPr>
-          <w:cantSplit/>
-        </w:trPr>
-        <w:tc>
-          <w:tcPr>
-            <w:tcW w:type="dxa" w:w="3402"/>
-            <w:vAlign w:val="center"/>
-          </w:tcPr>
-          <w:p>
-            <w:pPr>
-              <w:spacing w:after="20" w:before="20"/>
-              <w:ind w:firstLine="0" w:firstLineChars="0"/>
-            </w:pPr>
-            <w:r>
-              <w:rPr>
-                <w:b w:val="0"/>
-              </w:rPr>
-              <w:t>tool_response</w:t>
-            </w:r>
-          </w:p>
-        </w:tc>
-        <w:tc>
-          <w:tcPr>
-            <w:tcW w:type="dxa" w:w="6236"/>
-            <w:vAlign w:val="center"/>
-          </w:tcPr>
-          <w:p>
-            <w:pPr>
-              <w:spacing w:after="20" w:before="20"/>
-              <w:ind w:firstLine="0" w:firstLineChars="0"/>
-            </w:pPr>
-            <w:r>
-              <w:rPr>
-                <w:b w:val="0"/>
-              </w:rPr>
-              <w:t>工具执行结果；只提供上下文</w:t>
-            </w:r>
-          </w:p>
-        </w:tc>
-      </w:tr>
-    </w:tbl>
-    <w:p>
-      <w:pPr/>
-      <w:r>
-        <w:t>以下仅展示角色与字段，内容为演示；真实 tools 需包含完整参数定义。</w:t>
+        <w:t>下面摘录实际训练文件第 23 条记录：模型查询 2026-06-19 运单轨迹事件的停留时长，工具返回 6639，模型据此作答。保留用户问题和最后一次查库至回答的完整连续片段。</w:t>
       </w:r>
     </w:p>
     <w:p>
@@ -601,7 +333,7 @@
         <w:shd w:fill="F2F2F2"/>
       </w:pPr>
       <w:r>
-        <w:t>{"tools":"[完整工具 schema]", "messages":[</w:t>
+        <w:t>{"messages": [</w:t>
       </w:r>
     </w:p>
     <w:p>
@@ -611,7 +343,7 @@
         <w:shd w:fill="F2F2F2"/>
       </w:pPr>
       <w:r>
-        <w:t xml:space="preserve">  {"role":"user","content":"读取业务说明并回答问题。"},</w:t>
+        <w:t xml:space="preserve">  {"role":"user","content":"我想查一下2026-06-19那天运单轨迹事件里所有停留时长（分钟）总共是多少。"},</w:t>
       </w:r>
     </w:p>
     <w:p>
@@ -621,7 +353,7 @@
         <w:shd w:fill="F2F2F2"/>
       </w:pPr>
       <w:r>
-        <w:t xml:space="preserve">  {"role":"assistant","content":"先查阅说明。", "loss":true},</w:t>
+        <w:t xml:space="preserve">  {"role":"assistant","content":"&lt;think&gt;\nI can see the `fact_waybill_event` table has a `dwell_minutes` field. I need to query the total dwell_minutes for events on 2026-06-19\n&lt;/think&gt;\n\n","loss":true},</w:t>
       </w:r>
     </w:p>
     <w:p>
@@ -631,7 +363,7 @@
         <w:shd w:fill="F2F2F2"/>
       </w:pPr>
       <w:r>
-        <w:t xml:space="preserve">  {"role":"tool_call",</w:t>
+        <w:t xml:space="preserve">  {"role":"tool_call","content":"{\"name\":\"bash\",\"arguments\":{\"command\":\"sqlite3 /workspace/logistics.sqlite \\\"SELECT SUM(dwell_minutes) AS total_dwell_minutes FROM fact_waybill_event WHERE date(event_time) = '2026-06-19';\\\"\"}}","loss":true},</w:t>
       </w:r>
     </w:p>
     <w:p>
@@ -641,7 +373,7 @@
         <w:shd w:fill="F2F2F2"/>
       </w:pPr>
       <w:r>
-        <w:t xml:space="preserve">   "content":"{\"name\":\"read\",\"arguments\":{\"path\":\"rules.md\"}}",</w:t>
+        <w:t xml:space="preserve">  {"role":"tool_response","content":"6639\n"},</w:t>
       </w:r>
     </w:p>
     <w:p>
@@ -651,27 +383,7 @@
         <w:shd w:fill="F2F2F2"/>
       </w:pPr>
       <w:r>
-        <w:t xml:space="preserve">   "loss":true},</w:t>
-      </w:r>
-    </w:p>
-    <w:p>
-      <w:pPr>
-        <w:pStyle w:val="CodeText"/>
-        <w:keepNext/>
-        <w:shd w:fill="F2F2F2"/>
-      </w:pPr>
-      <w:r>
-        <w:t xml:space="preserve">  {"role":"tool_response","content":"业务说明正文", "loss":false},</w:t>
-      </w:r>
-    </w:p>
-    <w:p>
-      <w:pPr>
-        <w:pStyle w:val="CodeText"/>
-        <w:keepNext/>
-        <w:shd w:fill="F2F2F2"/>
-      </w:pPr>
-      <w:r>
-        <w:t xml:space="preserve">  {"role":"assistant","content":"依据说明得出的答案。", "loss":true}</w:t>
+        <w:t xml:space="preserve">  {"role":"assistant","content":"&lt;think&gt;\nThe total dwell time for all trajectory events on 2026-06-19 is 6639\n&lt;/think&gt;\n\n2026-06-19 当天运单轨迹事件（`fact_waybill_event`）中所有 `dwell_minutes`（停留时长）的总和为 **6639 分钟**。","loss":true}</w:t>
       </w:r>
     </w:p>
     <w:p>
@@ -687,12 +399,19 @@
     <w:p>
       <w:pPr/>
       <w:r>
-        <w:t>训练保留整条工具交互。推理写入 think 块，工具返回不作为模型应生成的答案。超出 16K 的记录不混入本次训练。</w:t>
+        <w:t>本页省略了顶层 tools 定义、system 消息，以及前面的目录与表结构探索轮次；展示的消息内容及 loss 字段保持原样。原始 tool_response 未写 loss 字段，由训练配置排除工具返回的监督。</w:t>
+      </w:r>
+    </w:p>
+    <w:p>
+      <w:pPr/>
+      <w:r>
+        <w:t>样本来源：train_candidates_16k_2028.jsonl，第 23 行，属于文件前 27 条强验证子集。这里训练的是完整操作过程，而不只是最终的“6639 分钟”。</w:t>
       </w:r>
     </w:p>
     <w:p>
       <w:pPr>
         <w:pStyle w:val="Heading1"/>
+        <w:pageBreakBefore/>
       </w:pPr>
       <w:r>
         <w:t>三 训练脚本运行指令</w:t>
